--- a/Coding 1 - year/Unit 3 - Conditionals/Daily Lesson Plans/Word/Day 51.docx
+++ b/Coding 1 - year/Unit 3 - Conditionals/Daily Lesson Plans/Word/Day 51.docx
@@ -50,12 +50,15 @@
               </w:rPr>
               <w:t xml:space="preserve">Coding I — Full Year</w:t>
             </w:r>
-          </w:p>
-          <w:p>
-            <w:pPr>
-              <w:spacing w:before="40"/>
-              <w:jc w:val="center"/>
-            </w:pPr>
+            <w:r>
+              <w:rPr>
+                <w:rFonts w:ascii="Arial" w:cs="Arial" w:eastAsia="Arial" w:hAnsi="Arial"/>
+                <w:sz w:val="16"/>
+                <w:szCs w:val="16"/>
+              </w:rPr>
+              <w:br/>
+              <w:t xml:space="preserve"/>
+            </w:r>
             <w:r>
               <w:rPr>
                 <w:rFonts w:ascii="Arial" w:cs="Arial" w:eastAsia="Arial" w:hAnsi="Arial"/>
@@ -83,7 +86,7 @@
           <w:rFonts w:ascii="Arial" w:cs="Arial" w:eastAsia="Arial" w:hAnsi="Arial"/>
           <w:b/>
           <w:bCs/>
-          <w:color w:val="1F3864"/>
+          <w:color w:val="2B5797"/>
           <w:sz w:val="32"/>
           <w:szCs w:val="32"/>
         </w:rPr>
@@ -261,9 +264,9 @@
               <w:right w:val="single" w:color="CCCCCC" w:sz="1"/>
             </w:tcBorders>
             <w:tcMar>
-              <w:top w:type="dxa" w:w="60"/>
+              <w:top w:type="dxa" w:w="80"/>
               <w:left w:type="dxa" w:w="120"/>
-              <w:bottom w:type="dxa" w:w="60"/>
+              <w:bottom w:type="dxa" w:w="80"/>
               <w:right w:type="dxa" w:w="120"/>
             </w:tcMar>
           </w:tcPr>
@@ -290,20 +293,213 @@
               <w:right w:val="single" w:color="CCCCCC" w:sz="1"/>
             </w:tcBorders>
             <w:tcMar>
-              <w:top w:type="dxa" w:w="60"/>
+              <w:top w:type="dxa" w:w="80"/>
               <w:left w:type="dxa" w:w="120"/>
-              <w:bottom w:type="dxa" w:w="60"/>
+              <w:bottom w:type="dxa" w:w="80"/>
               <w:right w:type="dxa" w:w="120"/>
             </w:tcMar>
           </w:tcPr>
           <w:p>
-            <w:r>
-              <w:rPr>
-                <w:rFonts w:ascii="Arial" w:cs="Arial" w:eastAsia="Arial" w:hAnsi="Arial"/>
-                <w:sz w:val="20"/>
-                <w:szCs w:val="20"/>
+            <w:pPr>
+              <w:spacing w:after="80" w:before="80"/>
+            </w:pPr>
+            <w:r>
+              <w:rPr>
+                <w:rFonts w:ascii="Arial" w:cs="Arial" w:eastAsia="Arial" w:hAnsi="Arial"/>
+                <w:b/>
+                <w:bCs/>
+                <w:i w:val="false"/>
+                <w:iCs w:val="false"/>
+                <w:color w:val="000000"/>
+                <w:sz w:val="22"/>
+                <w:szCs w:val="22"/>
               </w:rPr>
               <w:t xml:space="preserve">Bell Ringer / Review</w:t>
+            </w:r>
+            <w:r>
+              <w:rPr>
+                <w:rFonts w:ascii="Arial" w:cs="Arial" w:eastAsia="Arial" w:hAnsi="Arial"/>
+                <w:sz w:val="20"/>
+                <w:szCs w:val="20"/>
+              </w:rPr>
+              <w:br/>
+              <w:t xml:space="preserve"/>
+            </w:r>
+            <w:r>
+              <w:rPr>
+                <w:rFonts w:ascii="Arial" w:cs="Arial" w:eastAsia="Arial" w:hAnsi="Arial"/>
+                <w:sz w:val="20"/>
+                <w:szCs w:val="20"/>
+              </w:rPr>
+              <w:br/>
+              <w:t xml:space="preserve"/>
+            </w:r>
+            <w:r>
+              <w:rPr>
+                <w:rFonts w:ascii="Arial" w:cs="Arial" w:eastAsia="Arial" w:hAnsi="Arial"/>
+                <w:b/>
+                <w:bCs/>
+                <w:i w:val="false"/>
+                <w:iCs w:val="false"/>
+                <w:color w:val="000000"/>
+                <w:sz w:val="20"/>
+                <w:szCs w:val="20"/>
+              </w:rPr>
+              <w:t xml:space="preserve">Quick Write </w:t>
+            </w:r>
+            <w:r>
+              <w:rPr>
+                <w:rFonts w:ascii="Arial" w:cs="Arial" w:eastAsia="Arial" w:hAnsi="Arial"/>
+                <w:b w:val="false"/>
+                <w:bCs w:val="false"/>
+                <w:i w:val="false"/>
+                <w:iCs w:val="false"/>
+                <w:color w:val="000000"/>
+                <w:sz w:val="20"/>
+                <w:szCs w:val="20"/>
+              </w:rPr>
+              <w:t xml:space="preserve">(3 min — written or verbal):</w:t>
+            </w:r>
+            <w:r>
+              <w:rPr>
+                <w:rFonts w:ascii="Arial" w:cs="Arial" w:eastAsia="Arial" w:hAnsi="Arial"/>
+                <w:sz w:val="20"/>
+                <w:szCs w:val="20"/>
+              </w:rPr>
+              <w:br/>
+              <w:t xml:space="preserve"/>
+            </w:r>
+            <w:r>
+              <w:rPr>
+                <w:rFonts w:ascii="Arial" w:cs="Arial" w:eastAsia="Arial" w:hAnsi="Arial"/>
+                <w:b w:val="false"/>
+                <w:bCs w:val="false"/>
+                <w:i w:val="false"/>
+                <w:iCs w:val="false"/>
+                <w:color w:val="000000"/>
+                <w:sz w:val="20"/>
+                <w:szCs w:val="20"/>
+              </w:rPr>
+              <w:t xml:space="preserve">    What do you already know about how to write if statements that execute code conditionally based on Boolean conditions?</w:t>
+            </w:r>
+            <w:r>
+              <w:rPr>
+                <w:rFonts w:ascii="Arial" w:cs="Arial" w:eastAsia="Arial" w:hAnsi="Arial"/>
+                <w:sz w:val="20"/>
+                <w:szCs w:val="20"/>
+              </w:rPr>
+              <w:br/>
+              <w:t xml:space="preserve"/>
+            </w:r>
+            <w:r>
+              <w:rPr>
+                <w:rFonts w:ascii="Arial" w:cs="Arial" w:eastAsia="Arial" w:hAnsi="Arial"/>
+                <w:sz w:val="20"/>
+                <w:szCs w:val="20"/>
+              </w:rPr>
+              <w:br/>
+              <w:t xml:space="preserve"/>
+            </w:r>
+            <w:r>
+              <w:rPr>
+                <w:rFonts w:ascii="Arial" w:cs="Arial" w:eastAsia="Arial" w:hAnsi="Arial"/>
+                <w:b/>
+                <w:bCs/>
+                <w:i w:val="false"/>
+                <w:iCs w:val="false"/>
+                <w:color w:val="000000"/>
+                <w:sz w:val="20"/>
+                <w:szCs w:val="20"/>
+              </w:rPr>
+              <w:t xml:space="preserve">Vocabulary Preview — </w:t>
+            </w:r>
+            <w:r>
+              <w:rPr>
+                <w:rFonts w:ascii="Arial" w:cs="Arial" w:eastAsia="Arial" w:hAnsi="Arial"/>
+                <w:b w:val="false"/>
+                <w:bCs w:val="false"/>
+                <w:i w:val="false"/>
+                <w:iCs w:val="false"/>
+                <w:color w:val="000000"/>
+                <w:sz w:val="20"/>
+                <w:szCs w:val="20"/>
+              </w:rPr>
+              <w:t xml:space="preserve">terms we'll use today:</w:t>
+            </w:r>
+            <w:r>
+              <w:rPr>
+                <w:rFonts w:ascii="Arial" w:cs="Arial" w:eastAsia="Arial" w:hAnsi="Arial"/>
+                <w:sz w:val="20"/>
+                <w:szCs w:val="20"/>
+              </w:rPr>
+              <w:br/>
+              <w:t xml:space="preserve"/>
+            </w:r>
+            <w:r>
+              <w:rPr>
+                <w:rFonts w:ascii="Arial" w:cs="Arial" w:eastAsia="Arial" w:hAnsi="Arial"/>
+                <w:b w:val="false"/>
+                <w:bCs w:val="false"/>
+                <w:i w:val="false"/>
+                <w:iCs w:val="false"/>
+                <w:color w:val="000000"/>
+                <w:sz w:val="20"/>
+                <w:szCs w:val="20"/>
+              </w:rPr>
+              <w:t xml:space="preserve">    • if statement   •   indented block   •   Critical</w:t>
+            </w:r>
+            <w:r>
+              <w:rPr>
+                <w:rFonts w:ascii="Arial" w:cs="Arial" w:eastAsia="Arial" w:hAnsi="Arial"/>
+                <w:sz w:val="20"/>
+                <w:szCs w:val="20"/>
+              </w:rPr>
+              <w:br/>
+              <w:t xml:space="preserve"/>
+            </w:r>
+            <w:r>
+              <w:rPr>
+                <w:rFonts w:ascii="Arial" w:cs="Arial" w:eastAsia="Arial" w:hAnsi="Arial"/>
+                <w:sz w:val="20"/>
+                <w:szCs w:val="20"/>
+              </w:rPr>
+              <w:br/>
+              <w:t xml:space="preserve"/>
+            </w:r>
+            <w:r>
+              <w:rPr>
+                <w:rFonts w:ascii="Arial" w:cs="Arial" w:eastAsia="Arial" w:hAnsi="Arial"/>
+                <w:b w:val="false"/>
+                <w:bCs w:val="false"/>
+                <w:i/>
+                <w:iCs/>
+                <w:color w:val="444444"/>
+                <w:sz w:val="20"/>
+                <w:szCs w:val="20"/>
+              </w:rPr>
+              <w:t xml:space="preserve">Today's Goal: By the end of class you will be able to write if statements that execute code conditionally based on Boolean conditions.</w:t>
+            </w:r>
+            <w:r>
+              <w:rPr>
+                <w:rFonts w:ascii="Arial" w:cs="Arial" w:eastAsia="Arial" w:hAnsi="Arial"/>
+                <w:sz w:val="20"/>
+                <w:szCs w:val="20"/>
+              </w:rPr>
+              <w:br/>
+              <w:t xml:space="preserve"/>
+            </w:r>
+            <w:r>
+              <w:rPr>
+                <w:rFonts w:ascii="Arial" w:cs="Arial" w:eastAsia="Arial" w:hAnsi="Arial"/>
+                <w:b w:val="false"/>
+                <w:bCs w:val="false"/>
+                <w:i/>
+                <w:iCs/>
+                <w:color w:val="555555"/>
+                <w:sz w:val="20"/>
+                <w:szCs w:val="20"/>
+              </w:rPr>
+              <w:t xml:space="preserve">→ Pair-share your response, then 2–3 students share with the class.</w:t>
             </w:r>
           </w:p>
         </w:tc>
@@ -319,9 +515,9 @@
               <w:right w:val="single" w:color="CCCCCC" w:sz="1"/>
             </w:tcBorders>
             <w:tcMar>
-              <w:top w:type="dxa" w:w="60"/>
+              <w:top w:type="dxa" w:w="80"/>
               <w:left w:type="dxa" w:w="120"/>
-              <w:bottom w:type="dxa" w:w="60"/>
+              <w:bottom w:type="dxa" w:w="80"/>
               <w:right w:type="dxa" w:w="120"/>
             </w:tcMar>
           </w:tcPr>
@@ -348,20 +544,380 @@
               <w:right w:val="single" w:color="CCCCCC" w:sz="1"/>
             </w:tcBorders>
             <w:tcMar>
-              <w:top w:type="dxa" w:w="60"/>
+              <w:top w:type="dxa" w:w="80"/>
               <w:left w:type="dxa" w:w="120"/>
-              <w:bottom w:type="dxa" w:w="60"/>
+              <w:bottom w:type="dxa" w:w="80"/>
               <w:right w:type="dxa" w:w="120"/>
             </w:tcMar>
           </w:tcPr>
           <w:p>
-            <w:r>
-              <w:rPr>
-                <w:rFonts w:ascii="Arial" w:cs="Arial" w:eastAsia="Arial" w:hAnsi="Arial"/>
-                <w:sz w:val="20"/>
-                <w:szCs w:val="20"/>
-              </w:rPr>
-              <w:t xml:space="preserve">Mini Lesson: if Statements</w:t>
+            <w:pPr>
+              <w:spacing w:after="80" w:before="80"/>
+            </w:pPr>
+            <w:r>
+              <w:rPr>
+                <w:rFonts w:ascii="Arial" w:cs="Arial" w:eastAsia="Arial" w:hAnsi="Arial"/>
+                <w:b/>
+                <w:bCs/>
+                <w:i w:val="false"/>
+                <w:iCs w:val="false"/>
+                <w:color w:val="000000"/>
+                <w:sz w:val="22"/>
+                <w:szCs w:val="22"/>
+              </w:rPr>
+              <w:t xml:space="preserve">Mini Lesson: </w:t>
+            </w:r>
+            <w:r>
+              <w:rPr>
+                <w:rFonts w:ascii="Arial" w:cs="Arial" w:eastAsia="Arial" w:hAnsi="Arial"/>
+                <w:b w:val="false"/>
+                <w:bCs w:val="false"/>
+                <w:i w:val="false"/>
+                <w:iCs w:val="false"/>
+                <w:color w:val="000000"/>
+                <w:sz w:val="22"/>
+                <w:szCs w:val="22"/>
+              </w:rPr>
+              <w:t xml:space="preserve">if Statements</w:t>
+            </w:r>
+            <w:r>
+              <w:rPr>
+                <w:rFonts w:ascii="Arial" w:cs="Arial" w:eastAsia="Arial" w:hAnsi="Arial"/>
+                <w:sz w:val="20"/>
+                <w:szCs w:val="20"/>
+              </w:rPr>
+              <w:br/>
+              <w:t xml:space="preserve"/>
+            </w:r>
+            <w:r>
+              <w:rPr>
+                <w:rFonts w:ascii="Arial" w:cs="Arial" w:eastAsia="Arial" w:hAnsi="Arial"/>
+                <w:sz w:val="20"/>
+                <w:szCs w:val="20"/>
+              </w:rPr>
+              <w:br/>
+              <w:t xml:space="preserve"/>
+            </w:r>
+            <w:r>
+              <w:rPr>
+                <w:rFonts w:ascii="Arial" w:cs="Arial" w:eastAsia="Arial" w:hAnsi="Arial"/>
+                <w:b/>
+                <w:bCs/>
+                <w:i/>
+                <w:iCs/>
+                <w:color w:val="000000"/>
+                <w:sz w:val="20"/>
+                <w:szCs w:val="20"/>
+              </w:rPr>
+              <w:t xml:space="preserve">Learning Target: </w:t>
+            </w:r>
+            <w:r>
+              <w:rPr>
+                <w:rFonts w:ascii="Arial" w:cs="Arial" w:eastAsia="Arial" w:hAnsi="Arial"/>
+                <w:b w:val="false"/>
+                <w:bCs w:val="false"/>
+                <w:i/>
+                <w:iCs/>
+                <w:color w:val="333333"/>
+                <w:sz w:val="20"/>
+                <w:szCs w:val="20"/>
+              </w:rPr>
+              <w:t xml:space="preserve">I can write if statements that execute code conditionally based on Boolean conditions.</w:t>
+            </w:r>
+            <w:r>
+              <w:rPr>
+                <w:rFonts w:ascii="Arial" w:cs="Arial" w:eastAsia="Arial" w:hAnsi="Arial"/>
+                <w:sz w:val="20"/>
+                <w:szCs w:val="20"/>
+              </w:rPr>
+              <w:br/>
+              <w:t xml:space="preserve"/>
+            </w:r>
+            <w:r>
+              <w:rPr>
+                <w:rFonts w:ascii="Arial" w:cs="Arial" w:eastAsia="Arial" w:hAnsi="Arial"/>
+                <w:sz w:val="20"/>
+                <w:szCs w:val="20"/>
+              </w:rPr>
+              <w:br/>
+              <w:t xml:space="preserve"/>
+            </w:r>
+            <w:r>
+              <w:rPr>
+                <w:rFonts w:ascii="Arial" w:cs="Arial" w:eastAsia="Arial" w:hAnsi="Arial"/>
+                <w:b w:val="false"/>
+                <w:bCs w:val="false"/>
+                <w:i w:val="false"/>
+                <w:iCs w:val="false"/>
+                <w:color w:val="000000"/>
+                <w:sz w:val="20"/>
+                <w:szCs w:val="20"/>
+              </w:rPr>
+              <w:t xml:space="preserve">An if statement executes code only if a condition is True. The syntax requires:</w:t>
+            </w:r>
+            <w:r>
+              <w:rPr>
+                <w:rFonts w:ascii="Arial" w:cs="Arial" w:eastAsia="Arial" w:hAnsi="Arial"/>
+                <w:sz w:val="20"/>
+                <w:szCs w:val="20"/>
+              </w:rPr>
+              <w:br/>
+              <w:t xml:space="preserve"/>
+            </w:r>
+            <w:r>
+              <w:rPr>
+                <w:rFonts w:ascii="Arial" w:cs="Arial" w:eastAsia="Arial" w:hAnsi="Arial"/>
+                <w:b w:val="false"/>
+                <w:bCs w:val="false"/>
+                <w:i w:val="false"/>
+                <w:iCs w:val="false"/>
+                <w:color w:val="000000"/>
+                <w:sz w:val="20"/>
+                <w:szCs w:val="20"/>
+              </w:rPr>
+              <w:t xml:space="preserve">If the condition is False, the indented code is skipped entirely.</w:t>
+            </w:r>
+            <w:r>
+              <w:rPr>
+                <w:rFonts w:ascii="Arial" w:cs="Arial" w:eastAsia="Arial" w:hAnsi="Arial"/>
+                <w:sz w:val="20"/>
+                <w:szCs w:val="20"/>
+              </w:rPr>
+              <w:br/>
+              <w:t xml:space="preserve"/>
+            </w:r>
+            <w:r>
+              <w:rPr>
+                <w:rFonts w:ascii="Arial" w:cs="Arial" w:eastAsia="Arial" w:hAnsi="Arial"/>
+                <w:sz w:val="20"/>
+                <w:szCs w:val="20"/>
+              </w:rPr>
+              <w:br/>
+              <w:t xml:space="preserve"/>
+            </w:r>
+            <w:r>
+              <w:rPr>
+                <w:rFonts w:ascii="Arial" w:cs="Arial" w:eastAsia="Arial" w:hAnsi="Arial"/>
+                <w:b/>
+                <w:bCs/>
+                <w:i w:val="false"/>
+                <w:iCs w:val="false"/>
+                <w:color w:val="000000"/>
+                <w:sz w:val="20"/>
+                <w:szCs w:val="20"/>
+              </w:rPr>
+              <w:t xml:space="preserve">Key Concepts:</w:t>
+            </w:r>
+            <w:r>
+              <w:rPr>
+                <w:rFonts w:ascii="Arial" w:cs="Arial" w:eastAsia="Arial" w:hAnsi="Arial"/>
+                <w:sz w:val="20"/>
+                <w:szCs w:val="20"/>
+              </w:rPr>
+              <w:br/>
+              <w:t xml:space="preserve"/>
+            </w:r>
+            <w:r>
+              <w:rPr>
+                <w:rFonts w:ascii="Arial" w:cs="Arial" w:eastAsia="Arial" w:hAnsi="Arial"/>
+                <w:b w:val="false"/>
+                <w:bCs w:val="false"/>
+                <w:i w:val="false"/>
+                <w:iCs w:val="false"/>
+                <w:color w:val="000000"/>
+                <w:sz w:val="20"/>
+                <w:szCs w:val="20"/>
+              </w:rPr>
+              <w:t xml:space="preserve">    • The keyword if</w:t>
+            </w:r>
+            <w:r>
+              <w:rPr>
+                <w:rFonts w:ascii="Arial" w:cs="Arial" w:eastAsia="Arial" w:hAnsi="Arial"/>
+                <w:sz w:val="20"/>
+                <w:szCs w:val="20"/>
+              </w:rPr>
+              <w:br/>
+              <w:t xml:space="preserve"/>
+            </w:r>
+            <w:r>
+              <w:rPr>
+                <w:rFonts w:ascii="Arial" w:cs="Arial" w:eastAsia="Arial" w:hAnsi="Arial"/>
+                <w:b w:val="false"/>
+                <w:bCs w:val="false"/>
+                <w:i w:val="false"/>
+                <w:iCs w:val="false"/>
+                <w:color w:val="000000"/>
+                <w:sz w:val="20"/>
+                <w:szCs w:val="20"/>
+              </w:rPr>
+              <w:t xml:space="preserve">    • A Boolean condition</w:t>
+            </w:r>
+            <w:r>
+              <w:rPr>
+                <w:rFonts w:ascii="Arial" w:cs="Arial" w:eastAsia="Arial" w:hAnsi="Arial"/>
+                <w:sz w:val="20"/>
+                <w:szCs w:val="20"/>
+              </w:rPr>
+              <w:br/>
+              <w:t xml:space="preserve"/>
+            </w:r>
+            <w:r>
+              <w:rPr>
+                <w:rFonts w:ascii="Arial" w:cs="Arial" w:eastAsia="Arial" w:hAnsi="Arial"/>
+                <w:b w:val="false"/>
+                <w:bCs w:val="false"/>
+                <w:i w:val="false"/>
+                <w:iCs w:val="false"/>
+                <w:color w:val="000000"/>
+                <w:sz w:val="20"/>
+                <w:szCs w:val="20"/>
+              </w:rPr>
+              <w:t xml:space="preserve">    • A colon : (required!)</w:t>
+            </w:r>
+            <w:r>
+              <w:rPr>
+                <w:rFonts w:ascii="Arial" w:cs="Arial" w:eastAsia="Arial" w:hAnsi="Arial"/>
+                <w:sz w:val="20"/>
+                <w:szCs w:val="20"/>
+              </w:rPr>
+              <w:br/>
+              <w:t xml:space="preserve"/>
+            </w:r>
+            <w:r>
+              <w:rPr>
+                <w:rFonts w:ascii="Arial" w:cs="Arial" w:eastAsia="Arial" w:hAnsi="Arial"/>
+                <w:b w:val="false"/>
+                <w:bCs w:val="false"/>
+                <w:i w:val="false"/>
+                <w:iCs w:val="false"/>
+                <w:color w:val="000000"/>
+                <w:sz w:val="20"/>
+                <w:szCs w:val="20"/>
+              </w:rPr>
+              <w:t xml:space="preserve">    • An indented block of code (exactly 4 spaces per indentation level)</w:t>
+            </w:r>
+            <w:r>
+              <w:rPr>
+                <w:rFonts w:ascii="Arial" w:cs="Arial" w:eastAsia="Arial" w:hAnsi="Arial"/>
+                <w:sz w:val="20"/>
+                <w:szCs w:val="20"/>
+              </w:rPr>
+              <w:br/>
+              <w:t xml:space="preserve"/>
+            </w:r>
+            <w:r>
+              <w:rPr>
+                <w:rFonts w:ascii="Arial" w:cs="Arial" w:eastAsia="Arial" w:hAnsi="Arial"/>
+                <w:sz w:val="20"/>
+                <w:szCs w:val="20"/>
+              </w:rPr>
+              <w:br/>
+              <w:t xml:space="preserve"/>
+            </w:r>
+            <w:r>
+              <w:rPr>
+                <w:rFonts w:ascii="Arial" w:cs="Arial" w:eastAsia="Arial" w:hAnsi="Arial"/>
+                <w:b/>
+                <w:bCs/>
+                <w:i w:val="false"/>
+                <w:iCs w:val="false"/>
+                <w:color w:val="000000"/>
+                <w:sz w:val="20"/>
+                <w:szCs w:val="20"/>
+              </w:rPr>
+              <w:t xml:space="preserve">Vocabulary: </w:t>
+            </w:r>
+            <w:r>
+              <w:rPr>
+                <w:rFonts w:ascii="Arial" w:cs="Arial" w:eastAsia="Arial" w:hAnsi="Arial"/>
+                <w:b w:val="false"/>
+                <w:bCs w:val="false"/>
+                <w:i w:val="false"/>
+                <w:iCs w:val="false"/>
+                <w:color w:val="000000"/>
+                <w:sz w:val="20"/>
+                <w:szCs w:val="20"/>
+              </w:rPr>
+              <w:t xml:space="preserve">if statement, indented block, Critical</w:t>
+            </w:r>
+            <w:r>
+              <w:rPr>
+                <w:rFonts w:ascii="Arial" w:cs="Arial" w:eastAsia="Arial" w:hAnsi="Arial"/>
+                <w:sz w:val="20"/>
+                <w:szCs w:val="20"/>
+              </w:rPr>
+              <w:br/>
+              <w:t xml:space="preserve"/>
+            </w:r>
+            <w:r>
+              <w:rPr>
+                <w:rFonts w:ascii="Arial" w:cs="Arial" w:eastAsia="Arial" w:hAnsi="Arial"/>
+                <w:sz w:val="20"/>
+                <w:szCs w:val="20"/>
+              </w:rPr>
+              <w:br/>
+              <w:t xml:space="preserve"/>
+            </w:r>
+            <w:r>
+              <w:rPr>
+                <w:rFonts w:ascii="Arial" w:cs="Arial" w:eastAsia="Arial" w:hAnsi="Arial"/>
+                <w:b/>
+                <w:bCs/>
+                <w:i/>
+                <w:iCs/>
+                <w:color w:val="555555"/>
+                <w:sz w:val="20"/>
+                <w:szCs w:val="20"/>
+              </w:rPr>
+              <w:t xml:space="preserve">→ Live Demo — </w:t>
+            </w:r>
+            <w:r>
+              <w:rPr>
+                <w:rFonts w:ascii="Arial" w:cs="Arial" w:eastAsia="Arial" w:hAnsi="Arial"/>
+                <w:b w:val="false"/>
+                <w:bCs w:val="false"/>
+                <w:i/>
+                <w:iCs/>
+                <w:color w:val="555555"/>
+                <w:sz w:val="20"/>
+                <w:szCs w:val="20"/>
+              </w:rPr>
+              <w:t xml:space="preserve">type examples as students follow along in their own editor.</w:t>
+            </w:r>
+            <w:r>
+              <w:rPr>
+                <w:rFonts w:ascii="Arial" w:cs="Arial" w:eastAsia="Arial" w:hAnsi="Arial"/>
+                <w:sz w:val="20"/>
+                <w:szCs w:val="20"/>
+              </w:rPr>
+              <w:br/>
+              <w:t xml:space="preserve"/>
+            </w:r>
+            <w:r>
+              <w:rPr>
+                <w:rFonts w:ascii="Arial" w:cs="Arial" w:eastAsia="Arial" w:hAnsi="Arial"/>
+                <w:b/>
+                <w:bCs/>
+                <w:i/>
+                <w:iCs/>
+                <w:color w:val="555555"/>
+                <w:sz w:val="20"/>
+                <w:szCs w:val="20"/>
+              </w:rPr>
+              <w:t xml:space="preserve">→ Check for Understanding: </w:t>
+            </w:r>
+            <w:r>
+              <w:rPr>
+                <w:rFonts w:ascii="Arial" w:cs="Arial" w:eastAsia="Arial" w:hAnsi="Arial"/>
+                <w:b w:val="false"/>
+                <w:bCs w:val="false"/>
+                <w:i/>
+                <w:iCs/>
+                <w:color w:val="555555"/>
+                <w:sz w:val="20"/>
+                <w:szCs w:val="20"/>
+              </w:rPr>
+              <w:t xml:space="preserve">pause and cold-call: “Can someone explain what we just did in their own words?”</w:t>
             </w:r>
           </w:p>
         </w:tc>
@@ -377,9 +933,9 @@
               <w:right w:val="single" w:color="CCCCCC" w:sz="1"/>
             </w:tcBorders>
             <w:tcMar>
-              <w:top w:type="dxa" w:w="60"/>
+              <w:top w:type="dxa" w:w="80"/>
               <w:left w:type="dxa" w:w="120"/>
-              <w:bottom w:type="dxa" w:w="60"/>
+              <w:bottom w:type="dxa" w:w="80"/>
               <w:right w:type="dxa" w:w="120"/>
             </w:tcMar>
           </w:tcPr>
@@ -406,20 +962,90 @@
               <w:right w:val="single" w:color="CCCCCC" w:sz="1"/>
             </w:tcBorders>
             <w:tcMar>
-              <w:top w:type="dxa" w:w="60"/>
+              <w:top w:type="dxa" w:w="80"/>
               <w:left w:type="dxa" w:w="120"/>
-              <w:bottom w:type="dxa" w:w="60"/>
+              <w:bottom w:type="dxa" w:w="80"/>
               <w:right w:type="dxa" w:w="120"/>
             </w:tcMar>
           </w:tcPr>
           <w:p>
-            <w:r>
-              <w:rPr>
-                <w:rFonts w:ascii="Arial" w:cs="Arial" w:eastAsia="Arial" w:hAnsi="Arial"/>
-                <w:sz w:val="20"/>
-                <w:szCs w:val="20"/>
+            <w:pPr>
+              <w:spacing w:after="80" w:before="80"/>
+            </w:pPr>
+            <w:r>
+              <w:rPr>
+                <w:rFonts w:ascii="Arial" w:cs="Arial" w:eastAsia="Arial" w:hAnsi="Arial"/>
+                <w:b/>
+                <w:bCs/>
+                <w:i w:val="false"/>
+                <w:iCs w:val="false"/>
+                <w:color w:val="000000"/>
+                <w:sz w:val="22"/>
+                <w:szCs w:val="22"/>
               </w:rPr>
               <w:t xml:space="preserve">Guided Practice</w:t>
+            </w:r>
+            <w:r>
+              <w:rPr>
+                <w:rFonts w:ascii="Arial" w:cs="Arial" w:eastAsia="Arial" w:hAnsi="Arial"/>
+                <w:sz w:val="20"/>
+                <w:szCs w:val="20"/>
+              </w:rPr>
+              <w:br/>
+              <w:t xml:space="preserve"/>
+            </w:r>
+            <w:r>
+              <w:rPr>
+                <w:rFonts w:ascii="Arial" w:cs="Arial" w:eastAsia="Arial" w:hAnsi="Arial"/>
+                <w:sz w:val="20"/>
+                <w:szCs w:val="20"/>
+              </w:rPr>
+              <w:br/>
+              <w:t xml:space="preserve"/>
+            </w:r>
+            <w:r>
+              <w:rPr>
+                <w:rFonts w:ascii="Arial" w:cs="Arial" w:eastAsia="Arial" w:hAnsi="Arial"/>
+                <w:b w:val="false"/>
+                <w:bCs w:val="false"/>
+                <w:i w:val="false"/>
+                <w:iCs w:val="false"/>
+                <w:color w:val="000000"/>
+                <w:sz w:val="20"/>
+                <w:szCs w:val="20"/>
+              </w:rPr>
+              <w:t xml:space="preserve">Activity: Condition Checker</w:t>
+            </w:r>
+            <w:r>
+              <w:rPr>
+                <w:rFonts w:ascii="Arial" w:cs="Arial" w:eastAsia="Arial" w:hAnsi="Arial"/>
+                <w:sz w:val="20"/>
+                <w:szCs w:val="20"/>
+              </w:rPr>
+              <w:br/>
+              <w:t xml:space="preserve"/>
+            </w:r>
+            <w:r>
+              <w:rPr>
+                <w:rFonts w:ascii="Arial" w:cs="Arial" w:eastAsia="Arial" w:hAnsi="Arial"/>
+                <w:sz w:val="20"/>
+                <w:szCs w:val="20"/>
+              </w:rPr>
+              <w:br/>
+              <w:t xml:space="preserve"/>
+            </w:r>
+            <w:r>
+              <w:rPr>
+                <w:rFonts w:ascii="Arial" w:cs="Arial" w:eastAsia="Arial" w:hAnsi="Arial"/>
+                <w:b w:val="false"/>
+                <w:bCs w:val="false"/>
+                <w:i/>
+                <w:iCs/>
+                <w:color w:val="555555"/>
+                <w:sz w:val="20"/>
+                <w:szCs w:val="20"/>
+              </w:rPr>
+              <w:t xml:space="preserve">→ Teacher models — students try alongside, then compare results.</w:t>
             </w:r>
           </w:p>
         </w:tc>
@@ -435,9 +1061,9 @@
               <w:right w:val="single" w:color="CCCCCC" w:sz="1"/>
             </w:tcBorders>
             <w:tcMar>
-              <w:top w:type="dxa" w:w="60"/>
+              <w:top w:type="dxa" w:w="80"/>
               <w:left w:type="dxa" w:w="120"/>
-              <w:bottom w:type="dxa" w:w="60"/>
+              <w:bottom w:type="dxa" w:w="80"/>
               <w:right w:type="dxa" w:w="120"/>
             </w:tcMar>
           </w:tcPr>
@@ -450,7 +1076,7 @@
                 <w:sz w:val="20"/>
                 <w:szCs w:val="20"/>
               </w:rPr>
-              <w:t xml:space="preserve">15-20 min</w:t>
+              <w:t xml:space="preserve">15–20 min</w:t>
             </w:r>
           </w:p>
         </w:tc>
@@ -464,20 +1090,164 @@
               <w:right w:val="single" w:color="CCCCCC" w:sz="1"/>
             </w:tcBorders>
             <w:tcMar>
-              <w:top w:type="dxa" w:w="60"/>
+              <w:top w:type="dxa" w:w="80"/>
               <w:left w:type="dxa" w:w="120"/>
-              <w:bottom w:type="dxa" w:w="60"/>
+              <w:bottom w:type="dxa" w:w="80"/>
               <w:right w:type="dxa" w:w="120"/>
             </w:tcMar>
           </w:tcPr>
           <w:p>
-            <w:r>
-              <w:rPr>
-                <w:rFonts w:ascii="Arial" w:cs="Arial" w:eastAsia="Arial" w:hAnsi="Arial"/>
-                <w:sz w:val="20"/>
-                <w:szCs w:val="20"/>
+            <w:pPr>
+              <w:spacing w:after="80" w:before="80"/>
+            </w:pPr>
+            <w:r>
+              <w:rPr>
+                <w:rFonts w:ascii="Arial" w:cs="Arial" w:eastAsia="Arial" w:hAnsi="Arial"/>
+                <w:b/>
+                <w:bCs/>
+                <w:i w:val="false"/>
+                <w:iCs w:val="false"/>
+                <w:color w:val="000000"/>
+                <w:sz w:val="22"/>
+                <w:szCs w:val="22"/>
               </w:rPr>
               <w:t xml:space="preserve">Independent Practice / Code Along</w:t>
+            </w:r>
+            <w:r>
+              <w:rPr>
+                <w:rFonts w:ascii="Arial" w:cs="Arial" w:eastAsia="Arial" w:hAnsi="Arial"/>
+                <w:sz w:val="20"/>
+                <w:szCs w:val="20"/>
+              </w:rPr>
+              <w:br/>
+              <w:t xml:space="preserve"/>
+            </w:r>
+            <w:r>
+              <w:rPr>
+                <w:rFonts w:ascii="Arial" w:cs="Arial" w:eastAsia="Arial" w:hAnsi="Arial"/>
+                <w:b/>
+                <w:bCs/>
+                <w:i w:val="false"/>
+                <w:iCs w:val="false"/>
+                <w:color w:val="000000"/>
+                <w:sz w:val="20"/>
+                <w:szCs w:val="20"/>
+              </w:rPr>
+              <w:t xml:space="preserve">    Beginner: </w:t>
+            </w:r>
+            <w:r>
+              <w:rPr>
+                <w:rFonts w:ascii="Arial" w:cs="Arial" w:eastAsia="Arial" w:hAnsi="Arial"/>
+                <w:b w:val="false"/>
+                <w:bCs w:val="false"/>
+                <w:i w:val="false"/>
+                <w:iCs w:val="false"/>
+                <w:color w:val="000000"/>
+                <w:sz w:val="20"/>
+                <w:szCs w:val="20"/>
+              </w:rPr>
+              <w:t xml:space="preserve">: Use if num % 2 == 0: to check if remainder is 0 -</w:t>
+            </w:r>
+            <w:r>
+              <w:rPr>
+                <w:rFonts w:ascii="Arial" w:cs="Arial" w:eastAsia="Arial" w:hAnsi="Arial"/>
+                <w:sz w:val="20"/>
+                <w:szCs w:val="20"/>
+              </w:rPr>
+              <w:br/>
+              <w:t xml:space="preserve"/>
+            </w:r>
+            <w:r>
+              <w:rPr>
+                <w:rFonts w:ascii="Arial" w:cs="Arial" w:eastAsia="Arial" w:hAnsi="Arial"/>
+                <w:b/>
+                <w:bCs/>
+                <w:i w:val="false"/>
+                <w:iCs w:val="false"/>
+                <w:color w:val="000000"/>
+                <w:sz w:val="20"/>
+                <w:szCs w:val="20"/>
+              </w:rPr>
+              <w:t xml:space="preserve">    Intermediate: </w:t>
+            </w:r>
+            <w:r>
+              <w:rPr>
+                <w:rFonts w:ascii="Arial" w:cs="Arial" w:eastAsia="Arial" w:hAnsi="Arial"/>
+                <w:b w:val="false"/>
+                <w:bCs w:val="false"/>
+                <w:i w:val="false"/>
+                <w:iCs w:val="false"/>
+                <w:color w:val="000000"/>
+                <w:sz w:val="20"/>
+                <w:szCs w:val="20"/>
+              </w:rPr>
+              <w:t xml:space="preserve">: Compare age to 18 with &gt;= -</w:t>
+            </w:r>
+            <w:r>
+              <w:rPr>
+                <w:rFonts w:ascii="Arial" w:cs="Arial" w:eastAsia="Arial" w:hAnsi="Arial"/>
+                <w:sz w:val="20"/>
+                <w:szCs w:val="20"/>
+              </w:rPr>
+              <w:br/>
+              <w:t xml:space="preserve"/>
+            </w:r>
+            <w:r>
+              <w:rPr>
+                <w:rFonts w:ascii="Arial" w:cs="Arial" w:eastAsia="Arial" w:hAnsi="Arial"/>
+                <w:b/>
+                <w:bCs/>
+                <w:i w:val="false"/>
+                <w:iCs w:val="false"/>
+                <w:color w:val="000000"/>
+                <w:sz w:val="20"/>
+                <w:szCs w:val="20"/>
+              </w:rPr>
+              <w:t xml:space="preserve">    Challenge: </w:t>
+            </w:r>
+            <w:r>
+              <w:rPr>
+                <w:rFonts w:ascii="Arial" w:cs="Arial" w:eastAsia="Arial" w:hAnsi="Arial"/>
+                <w:b w:val="false"/>
+                <w:bCs w:val="false"/>
+                <w:i w:val="false"/>
+                <w:iCs w:val="false"/>
+                <w:color w:val="000000"/>
+                <w:sz w:val="20"/>
+                <w:szCs w:val="20"/>
+              </w:rPr>
+              <w:t xml:space="preserve">: Use if 'e' in word: (case matters!) --- ## Sample Answers ### Problem 1 Example ### Problem 2 Example ### Problem 3 Example --- ## Common…</w:t>
+            </w:r>
+            <w:r>
+              <w:rPr>
+                <w:rFonts w:ascii="Arial" w:cs="Arial" w:eastAsia="Arial" w:hAnsi="Arial"/>
+                <w:sz w:val="20"/>
+                <w:szCs w:val="20"/>
+              </w:rPr>
+              <w:br/>
+              <w:t xml:space="preserve"/>
+            </w:r>
+            <w:r>
+              <w:rPr>
+                <w:rFonts w:ascii="Arial" w:cs="Arial" w:eastAsia="Arial" w:hAnsi="Arial"/>
+                <w:sz w:val="20"/>
+                <w:szCs w:val="20"/>
+              </w:rPr>
+              <w:br/>
+              <w:t xml:space="preserve"/>
+            </w:r>
+            <w:r>
+              <w:rPr>
+                <w:rFonts w:ascii="Arial" w:cs="Arial" w:eastAsia="Arial" w:hAnsi="Arial"/>
+                <w:b w:val="false"/>
+                <w:bCs w:val="false"/>
+                <w:i/>
+                <w:iCs/>
+                <w:color w:val="555555"/>
+                <w:sz w:val="20"/>
+                <w:szCs w:val="20"/>
+              </w:rPr>
+              <w:t xml:space="preserve">→ Teacher circulates — offer hints, check for understanding.</w:t>
             </w:r>
           </w:p>
         </w:tc>
@@ -493,9 +1263,9 @@
               <w:right w:val="single" w:color="CCCCCC" w:sz="1"/>
             </w:tcBorders>
             <w:tcMar>
-              <w:top w:type="dxa" w:w="60"/>
+              <w:top w:type="dxa" w:w="80"/>
               <w:left w:type="dxa" w:w="120"/>
-              <w:bottom w:type="dxa" w:w="60"/>
+              <w:bottom w:type="dxa" w:w="80"/>
               <w:right w:type="dxa" w:w="120"/>
             </w:tcMar>
           </w:tcPr>
@@ -522,20 +1292,90 @@
               <w:right w:val="single" w:color="CCCCCC" w:sz="1"/>
             </w:tcBorders>
             <w:tcMar>
-              <w:top w:type="dxa" w:w="60"/>
+              <w:top w:type="dxa" w:w="80"/>
               <w:left w:type="dxa" w:w="120"/>
-              <w:bottom w:type="dxa" w:w="60"/>
+              <w:bottom w:type="dxa" w:w="80"/>
               <w:right w:type="dxa" w:w="120"/>
             </w:tcMar>
           </w:tcPr>
           <w:p>
-            <w:r>
-              <w:rPr>
-                <w:rFonts w:ascii="Arial" w:cs="Arial" w:eastAsia="Arial" w:hAnsi="Arial"/>
-                <w:sz w:val="20"/>
-                <w:szCs w:val="20"/>
+            <w:pPr>
+              <w:spacing w:after="80" w:before="80"/>
+            </w:pPr>
+            <w:r>
+              <w:rPr>
+                <w:rFonts w:ascii="Arial" w:cs="Arial" w:eastAsia="Arial" w:hAnsi="Arial"/>
+                <w:b/>
+                <w:bCs/>
+                <w:i w:val="false"/>
+                <w:iCs w:val="false"/>
+                <w:color w:val="000000"/>
+                <w:sz w:val="22"/>
+                <w:szCs w:val="22"/>
               </w:rPr>
               <w:t xml:space="preserve">Exit Ticket / Wrap-Up</w:t>
+            </w:r>
+            <w:r>
+              <w:rPr>
+                <w:rFonts w:ascii="Arial" w:cs="Arial" w:eastAsia="Arial" w:hAnsi="Arial"/>
+                <w:sz w:val="20"/>
+                <w:szCs w:val="20"/>
+              </w:rPr>
+              <w:br/>
+              <w:t xml:space="preserve"/>
+            </w:r>
+            <w:r>
+              <w:rPr>
+                <w:rFonts w:ascii="Arial" w:cs="Arial" w:eastAsia="Arial" w:hAnsi="Arial"/>
+                <w:sz w:val="20"/>
+                <w:szCs w:val="20"/>
+              </w:rPr>
+              <w:br/>
+              <w:t xml:space="preserve"/>
+            </w:r>
+            <w:r>
+              <w:rPr>
+                <w:rFonts w:ascii="Arial" w:cs="Arial" w:eastAsia="Arial" w:hAnsi="Arial"/>
+                <w:b w:val="false"/>
+                <w:bCs w:val="false"/>
+                <w:i w:val="false"/>
+                <w:iCs w:val="false"/>
+                <w:color w:val="000000"/>
+                <w:sz w:val="20"/>
+                <w:szCs w:val="20"/>
+              </w:rPr>
+              <w:t xml:space="preserve">Quick Check: Write if statements that execute code conditionally based on Boolean conditions?</w:t>
+            </w:r>
+            <w:r>
+              <w:rPr>
+                <w:rFonts w:ascii="Arial" w:cs="Arial" w:eastAsia="Arial" w:hAnsi="Arial"/>
+                <w:sz w:val="20"/>
+                <w:szCs w:val="20"/>
+              </w:rPr>
+              <w:br/>
+              <w:t xml:space="preserve"/>
+            </w:r>
+            <w:r>
+              <w:rPr>
+                <w:rFonts w:ascii="Arial" w:cs="Arial" w:eastAsia="Arial" w:hAnsi="Arial"/>
+                <w:sz w:val="20"/>
+                <w:szCs w:val="20"/>
+              </w:rPr>
+              <w:br/>
+              <w:t xml:space="preserve"/>
+            </w:r>
+            <w:r>
+              <w:rPr>
+                <w:rFonts w:ascii="Arial" w:cs="Arial" w:eastAsia="Arial" w:hAnsi="Arial"/>
+                <w:b w:val="false"/>
+                <w:bCs w:val="false"/>
+                <w:i/>
+                <w:iCs/>
+                <w:color w:val="555555"/>
+                <w:sz w:val="20"/>
+                <w:szCs w:val="20"/>
+              </w:rPr>
+              <w:t xml:space="preserve">→ 3–2–1: Name 3 things learned, 2 new vocab words, 1 question you still have.</w:t>
             </w:r>
           </w:p>
         </w:tc>
@@ -759,19 +1599,6 @@
                 <w:sz w:val="18"/>
                 <w:szCs w:val="18"/>
               </w:rPr>
-              <w:t xml:space="preserve"># Basic if statement</w:t>
-            </w:r>
-          </w:p>
-          <w:p>
-            <w:pPr>
-              <w:spacing w:after="20"/>
-            </w:pPr>
-            <w:r>
-              <w:rPr>
-                <w:rFonts w:ascii="Courier New" w:cs="Courier New" w:eastAsia="Courier New" w:hAnsi="Courier New"/>
-                <w:sz w:val="18"/>
-                <w:szCs w:val="18"/>
-              </w:rPr>
               <w:t xml:space="preserve">age = 17</w:t>
             </w:r>
           </w:p>
@@ -824,7 +1651,7 @@
                 <w:sz w:val="18"/>
                 <w:szCs w:val="18"/>
               </w:rPr>
-              <w:t xml:space="preserve"># Indentation matters</w:t>
+              <w:t xml:space="preserve"> </w:t>
             </w:r>
           </w:p>
           <w:p>
@@ -902,7 +1729,7 @@
                 <w:sz w:val="18"/>
                 <w:szCs w:val="18"/>
               </w:rPr>
-              <w:t xml:space="preserve"># If with False condition</w:t>
+              <w:t xml:space="preserve"> </w:t>
             </w:r>
           </w:p>
           <w:p>
@@ -993,7 +1820,7 @@
                 <w:sz w:val="18"/>
                 <w:szCs w:val="18"/>
               </w:rPr>
-              <w:t xml:space="preserve"># Multiple statements in if block</w:t>
+              <w:t xml:space="preserve"> </w:t>
             </w:r>
           </w:p>
           <w:p>
@@ -1084,7 +1911,7 @@
                 <w:sz w:val="18"/>
                 <w:szCs w:val="18"/>
               </w:rPr>
-              <w:t xml:space="preserve"># Using variables in conditions</w:t>
+              <w:t xml:space="preserve"> </w:t>
             </w:r>
           </w:p>
           <w:p>
@@ -1188,7 +2015,7 @@
                 <w:sz w:val="18"/>
                 <w:szCs w:val="18"/>
               </w:rPr>
-              <w:t xml:space="preserve"># Checking membership with 'in'</w:t>
+              <w:t xml:space="preserve"> </w:t>
             </w:r>
           </w:p>
           <w:p>
@@ -1253,7 +2080,7 @@
                 <w:sz w:val="18"/>
                 <w:szCs w:val="18"/>
               </w:rPr>
-              <w:t xml:space="preserve"># Checking if character is in string</w:t>
+              <w:t xml:space="preserve"> </w:t>
             </w:r>
           </w:p>
           <w:p>
@@ -1318,7 +2145,7 @@
                 <w:sz w:val="18"/>
                 <w:szCs w:val="18"/>
               </w:rPr>
-              <w:t xml:space="preserve"># Using modulus to check even</w:t>
+              <w:t xml:space="preserve"> </w:t>
             </w:r>
           </w:p>
           <w:p>
@@ -1383,7 +2210,7 @@
                 <w:sz w:val="18"/>
                 <w:szCs w:val="18"/>
               </w:rPr>
-              <w:t xml:space="preserve"># Nested if (coming later, but valid here)</w:t>
+              <w:t xml:space="preserve"> </w:t>
             </w:r>
           </w:p>
           <w:p>
@@ -1489,19 +2316,6 @@
                 <w:sz w:val="18"/>
                 <w:szCs w:val="18"/>
               </w:rPr>
-              <w:t xml:space="preserve"># CORRECT indentation</w:t>
-            </w:r>
-          </w:p>
-          <w:p>
-            <w:pPr>
-              <w:spacing w:after="20"/>
-            </w:pPr>
-            <w:r>
-              <w:rPr>
-                <w:rFonts w:ascii="Courier New" w:cs="Courier New" w:eastAsia="Courier New" w:hAnsi="Courier New"/>
-                <w:sz w:val="18"/>
-                <w:szCs w:val="18"/>
-              </w:rPr>
               <w:t xml:space="preserve">if True:</w:t>
             </w:r>
           </w:p>
@@ -1516,110 +2330,6 @@
                 <w:szCs w:val="18"/>
               </w:rPr>
               <w:t xml:space="preserve">    print("This is indented 4 spaces")</w:t>
-            </w:r>
-          </w:p>
-          <w:p>
-            <w:pPr>
-              <w:spacing w:after="20"/>
-            </w:pPr>
-            <w:r>
-              <w:rPr>
-                <w:rFonts w:ascii="Courier New" w:cs="Courier New" w:eastAsia="Courier New" w:hAnsi="Courier New"/>
-                <w:sz w:val="18"/>
-                <w:szCs w:val="18"/>
-              </w:rPr>
-              <w:t xml:space="preserve"> </w:t>
-            </w:r>
-          </w:p>
-          <w:p>
-            <w:pPr>
-              <w:spacing w:after="20"/>
-            </w:pPr>
-            <w:r>
-              <w:rPr>
-                <w:rFonts w:ascii="Courier New" w:cs="Courier New" w:eastAsia="Courier New" w:hAnsi="Courier New"/>
-                <w:sz w:val="18"/>
-                <w:szCs w:val="18"/>
-              </w:rPr>
-              <w:t xml:space="preserve"># WRONG - uses tab (may look like spaces but isn't)</w:t>
-            </w:r>
-          </w:p>
-          <w:p>
-            <w:pPr>
-              <w:spacing w:after="20"/>
-            </w:pPr>
-            <w:r>
-              <w:rPr>
-                <w:rFonts w:ascii="Courier New" w:cs="Courier New" w:eastAsia="Courier New" w:hAnsi="Courier New"/>
-                <w:sz w:val="18"/>
-                <w:szCs w:val="18"/>
-              </w:rPr>
-              <w:t xml:space="preserve"># if True:</w:t>
-            </w:r>
-          </w:p>
-          <w:p>
-            <w:pPr>
-              <w:spacing w:after="20"/>
-            </w:pPr>
-            <w:r>
-              <w:rPr>
-                <w:rFonts w:ascii="Courier New" w:cs="Courier New" w:eastAsia="Courier New" w:hAnsi="Courier New"/>
-                <w:sz w:val="18"/>
-                <w:szCs w:val="18"/>
-              </w:rPr>
-              <w:t xml:space="preserve"># 	print("This causes IndentationError")</w:t>
-            </w:r>
-          </w:p>
-          <w:p>
-            <w:pPr>
-              <w:spacing w:after="20"/>
-            </w:pPr>
-            <w:r>
-              <w:rPr>
-                <w:rFonts w:ascii="Courier New" w:cs="Courier New" w:eastAsia="Courier New" w:hAnsi="Courier New"/>
-                <w:sz w:val="18"/>
-                <w:szCs w:val="18"/>
-              </w:rPr>
-              <w:t xml:space="preserve"> </w:t>
-            </w:r>
-          </w:p>
-          <w:p>
-            <w:pPr>
-              <w:spacing w:after="20"/>
-            </w:pPr>
-            <w:r>
-              <w:rPr>
-                <w:rFonts w:ascii="Courier New" w:cs="Courier New" w:eastAsia="Courier New" w:hAnsi="Courier New"/>
-                <w:sz w:val="18"/>
-                <w:szCs w:val="18"/>
-              </w:rPr>
-              <w:t xml:space="preserve"># WRONG - mixes indentation levels</w:t>
-            </w:r>
-          </w:p>
-          <w:p>
-            <w:pPr>
-              <w:spacing w:after="20"/>
-            </w:pPr>
-            <w:r>
-              <w:rPr>
-                <w:rFonts w:ascii="Courier New" w:cs="Courier New" w:eastAsia="Courier New" w:hAnsi="Courier New"/>
-                <w:sz w:val="18"/>
-                <w:szCs w:val="18"/>
-              </w:rPr>
-              <w:t xml:space="preserve"># if True:</w:t>
-            </w:r>
-          </w:p>
-          <w:p>
-            <w:pPr>
-              <w:spacing w:after="20"/>
-            </w:pPr>
-            <w:r>
-              <w:rPr>
-                <w:rFonts w:ascii="Courier New" w:cs="Courier New" w:eastAsia="Courier New" w:hAnsi="Courier New"/>
-                <w:sz w:val="18"/>
-                <w:szCs w:val="18"/>
-              </w:rPr>
-              <w:t xml:space="preserve">#   print("Only 2 spaces")</w:t>
             </w:r>
           </w:p>
         </w:tc>

--- a/Coding 1 - year/Unit 3 - Conditionals/Daily Lesson Plans/Word/Day 51.docx
+++ b/Coding 1 - year/Unit 3 - Conditionals/Daily Lesson Plans/Word/Day 51.docx
@@ -380,7 +380,7 @@
                 <w:sz w:val="20"/>
                 <w:szCs w:val="20"/>
               </w:rPr>
-              <w:t xml:space="preserve">    What do you already know about how to write if statements that execute code conditionally based on Boolean conditions?</w:t>
+              <w:t xml:space="preserve">    If you had to write if statements that execute code conditionally based on Boolean conditions, what would be the very first line of code you'd write? Why?</w:t>
             </w:r>
             <w:r>
               <w:rPr>
@@ -477,7 +477,7 @@
                 <w:sz w:val="20"/>
                 <w:szCs w:val="20"/>
               </w:rPr>
-              <w:t xml:space="preserve">Today's Goal: By the end of class you will be able to write if statements that execute code conditionally based on Boolean conditions.</w:t>
+              <w:t xml:space="preserve">Today’s Goal: By the end of class you will be able to write if statements that execute code conditionally based on Boolean conditions.</w:t>
             </w:r>
             <w:r>
               <w:rPr>
@@ -1344,7 +1344,7 @@
                 <w:sz w:val="20"/>
                 <w:szCs w:val="20"/>
               </w:rPr>
-              <w:t xml:space="preserve">Quick Check: Write if statements that execute code conditionally based on Boolean conditions?</w:t>
+              <w:t xml:space="preserve">Without looking at your notes, write pseudocode showing how to write if statements that execute code conditionally based on Boolean conditions.</w:t>
             </w:r>
             <w:r>
               <w:rPr>

--- a/Coding 1 - year/Unit 3 - Conditionals/Daily Lesson Plans/Word/Day 51.docx
+++ b/Coding 1 - year/Unit 3 - Conditionals/Daily Lesson Plans/Word/Day 51.docx
@@ -1146,7 +1146,7 @@
                 <w:sz w:val="20"/>
                 <w:szCs w:val="20"/>
               </w:rPr>
-              <w:t xml:space="preserve">: Use if num % 2 == 0: to check if remainder is 0 -</w:t>
+              <w:t xml:space="preserve">Write an if statement that checks if a number is even (divisible by 2).</w:t>
             </w:r>
             <w:r>
               <w:rPr>
@@ -1181,7 +1181,7 @@
                 <w:sz w:val="20"/>
                 <w:szCs w:val="20"/>
               </w:rPr>
-              <w:t xml:space="preserve">: Compare age to 18 with &gt;= -</w:t>
+              <w:t xml:space="preserve">Requirement: Use the modulus operator %.</w:t>
             </w:r>
             <w:r>
               <w:rPr>
@@ -1216,7 +1216,7 @@
                 <w:sz w:val="20"/>
                 <w:szCs w:val="20"/>
               </w:rPr>
-              <w:t xml:space="preserve">: Use if 'e' in word: (case matters!) --- ## Sample Answers ### Problem 1 Example ### Problem 2 Example ### Problem 3 Example --- ## Common…</w:t>
+              <w:t xml:space="preserve">Ask the user for their age and print a message if they can vote (age &gt;= 18).</w:t>
             </w:r>
             <w:r>
               <w:rPr>
@@ -1530,6 +1530,19 @@
           <w:szCs w:val="20"/>
         </w:rPr>
         <w:t xml:space="preserve">Critical: Indentation in Python defines code blocks. Incorrect indentation causes IndentationError or wrong program behavior.</w:t>
+      </w:r>
+    </w:p>
+    <w:p>
+      <w:pPr>
+        <w:spacing w:after="60"/>
+      </w:pPr>
+      <w:r>
+        <w:rPr>
+          <w:rFonts w:ascii="Arial" w:cs="Arial" w:eastAsia="Arial" w:hAnsi="Arial"/>
+          <w:sz w:val="20"/>
+          <w:szCs w:val="20"/>
+        </w:rPr>
+        <w:t xml:space="preserve">if statements let your programs make decisions. A condition is either True (run the block) or False (skip it). Proper indentation is absolutely critical in Python!</w:t>
       </w:r>
     </w:p>
     <w:p>
@@ -3091,7 +3104,7 @@
           <w:sz w:val="20"/>
           <w:szCs w:val="20"/>
         </w:rPr>
-        <w:t xml:space="preserve">: Use if num % 2 == 0: to check if remainder is 0 -</w:t>
+        <w:t xml:space="preserve">Write an if statement that checks if a number is even (divisible by 2).</w:t>
       </w:r>
     </w:p>
     <w:p>
@@ -3114,7 +3127,7 @@
           <w:sz w:val="20"/>
           <w:szCs w:val="20"/>
         </w:rPr>
-        <w:t xml:space="preserve">: Compare age to 18 with &gt;= -</w:t>
+        <w:t xml:space="preserve">Requirement: Use the modulus operator %.</w:t>
       </w:r>
     </w:p>
     <w:p>
@@ -3137,7 +3150,7 @@
           <w:sz w:val="20"/>
           <w:szCs w:val="20"/>
         </w:rPr>
-        <w:t xml:space="preserve">: Use if 'e' in word: (case matters!) --- ## Sample Answers ### Problem 1 Example ### Problem 2 Example ### Problem 3 Example --- ## Common Mistakes | Mistake | Problem | Fix | |---------|---------|-----| | Forgetting colon | if x &gt; 5 | Add : → if x &gt; 5: | | Wrong indentation | Code part of if when </w:t>
+        <w:t xml:space="preserve">Ask the user for their age and print a message if they can vote (age &gt;= 18).</w:t>
       </w:r>
     </w:p>
     <w:p>

--- a/Coding 1 - year/Unit 3 - Conditionals/Daily Lesson Plans/Word/Day 51.docx
+++ b/Coding 1 - year/Unit 3 - Conditionals/Daily Lesson Plans/Word/Day 51.docx
@@ -1146,7 +1146,7 @@
                 <w:sz w:val="20"/>
                 <w:szCs w:val="20"/>
               </w:rPr>
-              <w:t xml:space="preserve">Write an if statement that checks if a number is even (divisible by 2).</w:t>
+              <w:t xml:space="preserve">Write an if statement that checks if a number is even (divisible by 2). Requirement: Use the modulus operator %. ---</w:t>
             </w:r>
             <w:r>
               <w:rPr>
@@ -1181,7 +1181,7 @@
                 <w:sz w:val="20"/>
                 <w:szCs w:val="20"/>
               </w:rPr>
-              <w:t xml:space="preserve">Requirement: Use the modulus operator %.</w:t>
+              <w:t xml:space="preserve">Ask the user for their age and print a message if they can vote (age &gt;= 18). Requirement: Use input() and convert to int. ---</w:t>
             </w:r>
             <w:r>
               <w:rPr>
@@ -1216,7 +1216,7 @@
                 <w:sz w:val="20"/>
                 <w:szCs w:val="20"/>
               </w:rPr>
-              <w:t xml:space="preserve">Ask the user for their age and print a message if they can vote (age &gt;= 18).</w:t>
+              <w:t xml:space="preserve">Check if a word contains the letter 'e'. If it does, print the word and a message. If not, print "No 'e' found". Hint: Use the in operator.…</w:t>
             </w:r>
             <w:r>
               <w:rPr>
@@ -3104,7 +3104,7 @@
           <w:sz w:val="20"/>
           <w:szCs w:val="20"/>
         </w:rPr>
-        <w:t xml:space="preserve">Write an if statement that checks if a number is even (divisible by 2).</w:t>
+        <w:t xml:space="preserve">Beginner Write an if statement that checks if a number is even (divisible by 2). Requirement: Use the modulus operator %. ---</w:t>
       </w:r>
     </w:p>
     <w:p>
@@ -3127,7 +3127,7 @@
           <w:sz w:val="20"/>
           <w:szCs w:val="20"/>
         </w:rPr>
-        <w:t xml:space="preserve">Requirement: Use the modulus operator %.</w:t>
+        <w:t xml:space="preserve">Intermediate Ask the user for their age and print a message if they can vote (age &gt;= 18). Requirement: Use input() and convert to int. ---</w:t>
       </w:r>
     </w:p>
     <w:p>
@@ -3150,7 +3150,7 @@
           <w:sz w:val="20"/>
           <w:szCs w:val="20"/>
         </w:rPr>
-        <w:t xml:space="preserve">Ask the user for their age and print a message if they can vote (age &gt;= 18).</w:t>
+        <w:t xml:space="preserve">Challenge Check if a word contains the letter 'e'. If it does, print the word and a message. If not, print "No 'e' found". Hint: Use the in operator. ---</w:t>
       </w:r>
     </w:p>
     <w:p>
